--- a/UML/Class Specification Document.docx
+++ b/UML/Class Specification Document.docx
@@ -4,62 +4,63 @@
   <w:body>
     <w:p>
       <w:pPr>
-        <w:pStyle w:val="Heading1"/>
-        <w:spacing w:before="0"/>
-        <w:rPr>
-          <w:rFonts w:eastAsiaTheme="minorHAnsi"/>
+        <w:rPr>
+          <w:sz w:val="28"/>
+          <w:szCs w:val="28"/>
         </w:rPr>
       </w:pPr>
       <w:bookmarkStart w:id="0" w:name="_Toc233209595"/>
       <w:r>
         <w:rPr>
-          <w:rFonts w:eastAsiaTheme="minorHAnsi"/>
+          <w:b/>
+          <w:bCs/>
+          <w:sz w:val="28"/>
+          <w:szCs w:val="28"/>
         </w:rPr>
         <w:t>Class Specification Document</w:t>
       </w:r>
       <w:r>
         <w:rPr>
-          <w:rFonts w:eastAsiaTheme="minorHAnsi"/>
+          <w:sz w:val="28"/>
+          <w:szCs w:val="28"/>
         </w:rPr>
         <w:t xml:space="preserve"> </w:t>
       </w:r>
-      <w:r>
-        <w:rPr>
-          <w:rFonts w:eastAsiaTheme="minorHAnsi"/>
-          <w:color w:val="D9D9D9" w:themeColor="background1" w:themeShade="D9"/>
-          <w:sz w:val="24"/>
-          <w:szCs w:val="32"/>
-        </w:rPr>
-        <w:t>(Reviewed)</w:t>
-      </w:r>
-    </w:p>
-    <w:p>
-      <w:pPr>
-        <w:pStyle w:val="Heading2"/>
-      </w:pPr>
-      <w:r>
-        <w:t>Introduction</w:t>
-      </w:r>
     </w:p>
     <w:p>
       <w:pPr>
         <w:spacing w:line="278" w:lineRule="auto"/>
       </w:pPr>
       <w:r>
-        <w:t xml:space="preserve">This document contains a detailed specification of classes identified during the analysis and design phase for the </w:t>
-      </w:r>
-      <w:proofErr w:type="spellStart"/>
-      <w:r>
-        <w:t>KriGo</w:t>
-      </w:r>
-      <w:proofErr w:type="spellEnd"/>
-      <w:r>
-        <w:t xml:space="preserve"> system. The class model represents the static structure of the system, and describes the entities, attributes, operations and relationships needed to support customers, rental agencies, administrators, financial management, notifications, reservations, and mobile applications.</w:t>
+        <w:t>This document contains a detailed specification of classes identified during the analysis and design phase for the KriGo system. The class model represents the static structure of the system, and describes the entities, attributes, operations and relationships needed to support customers, rental agencies, administrators, financial management, notifications, reservations, and mobile applications.</w:t>
       </w:r>
     </w:p>
     <w:p>
       <w:pPr>
         <w:spacing w:line="278" w:lineRule="auto"/>
+      </w:pPr>
+      <w:r>
+        <w:t>The Class Specification Document includes specification of the KriGo smart car rental platform showing classes’ attributes and operations, relations between the classes and their responsibilities. The customer and rental manager class specifies how customers can register and login to the platform, search and book rentals, manage bookings and make online payments. Rental agency class specifies how agency managers can create and manage rental agencies on the platform. Administration and financial manager class specifies how administrators can manage the platform resources and users, process users’ rental requests and refunds, perform administrative tasks like generating reports and statistics on system usage, etc. Mobile services manager class specifies functionalities related to supporting mobile applications in the platform and AI and external services manager class specifies integration with external services as well as artificial intelligence components.</w:t>
+      </w:r>
+      <w:r>
+        <w:br/>
+        <w:t>The chosen classes identify objects used in the system and model its structure using an object-oriented approach. Each class outlines its responsibilities and associations with other classes.</w:t>
+      </w:r>
+      <w:r>
+        <w:br/>
+        <w:t>The system applies object-oriented principles like abstraction, encapsulation, inheritance, and separation of concerns. The system will be scalable, easy to maintain, and enhance with the principles applied. Lastly, the system will provide AI services, connections to external APIs, and mobile services.</w:t>
+      </w:r>
+      <w:r>
+        <w:br/>
+        <w:t>The Class Diagram captures platform objects’ complete specifications at a high level. This document will help developers, stakeholders, and architects to picture the system’s design</w:t>
+      </w:r>
+      <w:r>
+        <w:t>.</w:t>
+      </w:r>
+    </w:p>
+    <w:p>
+      <w:pPr>
+        <w:spacing w:after="0" w:line="278" w:lineRule="auto"/>
       </w:pPr>
       <w:r>
         <w:t>The class diagrams are organized into five logical packages:</w:t>
@@ -71,7 +72,7 @@
           <w:ilvl w:val="0"/>
           <w:numId w:val="46"/>
         </w:numPr>
-        <w:spacing w:after="0" w:line="360" w:lineRule="auto"/>
+        <w:spacing w:after="0" w:line="276" w:lineRule="auto"/>
       </w:pPr>
       <w:r>
         <w:t>System Overview</w:t>
@@ -83,7 +84,7 @@
           <w:ilvl w:val="0"/>
           <w:numId w:val="46"/>
         </w:numPr>
-        <w:spacing w:after="0" w:line="360" w:lineRule="auto"/>
+        <w:spacing w:after="0" w:line="276" w:lineRule="auto"/>
       </w:pPr>
       <w:r>
         <w:t>Administration &amp; Moderation</w:t>
@@ -95,7 +96,7 @@
           <w:ilvl w:val="0"/>
           <w:numId w:val="46"/>
         </w:numPr>
-        <w:spacing w:after="0" w:line="360" w:lineRule="auto"/>
+        <w:spacing w:after="0" w:line="276" w:lineRule="auto"/>
       </w:pPr>
       <w:r>
         <w:t>Agency Management</w:t>
@@ -107,7 +108,7 @@
           <w:ilvl w:val="0"/>
           <w:numId w:val="46"/>
         </w:numPr>
-        <w:spacing w:after="0" w:line="360" w:lineRule="auto"/>
+        <w:spacing w:after="0" w:line="276" w:lineRule="auto"/>
       </w:pPr>
       <w:r>
         <w:t>Customer &amp; Rental Management</w:t>
@@ -119,27 +120,1063 @@
           <w:ilvl w:val="0"/>
           <w:numId w:val="46"/>
         </w:numPr>
+        <w:spacing w:line="276" w:lineRule="auto"/>
+      </w:pPr>
+      <w:r>
+        <w:t>Mobile Application</w:t>
+      </w:r>
+    </w:p>
+    <w:p>
+      <w:pPr>
+        <w:spacing w:line="278" w:lineRule="auto"/>
+      </w:pPr>
+      <w:r>
+        <w:t>These packages collectively form the complete domain model of the platform.</w:t>
+      </w:r>
+    </w:p>
+    <w:p>
+      <w:pPr>
+        <w:spacing w:line="278" w:lineRule="auto"/>
+      </w:pPr>
+    </w:p>
+    <w:p>
+      <w:pPr>
+        <w:spacing w:line="278" w:lineRule="auto"/>
+      </w:pPr>
+      <w:r>
+        <w:br w:type="page"/>
+      </w:r>
+    </w:p>
+    <w:sdt>
+      <w:sdtPr>
+        <w:rPr>
+          <w:sz w:val="24"/>
+          <w:szCs w:val="24"/>
+        </w:rPr>
+        <w:id w:val="1246307751"/>
+        <w:docPartObj>
+          <w:docPartGallery w:val="Table of Contents"/>
+          <w:docPartUnique/>
+        </w:docPartObj>
+      </w:sdtPr>
+      <w:sdtEndPr>
+        <w:rPr>
+          <w:rFonts w:ascii="Times New Roman" w:eastAsiaTheme="minorHAnsi" w:hAnsi="Times New Roman" w:cstheme="minorBidi"/>
+          <w:bCs/>
+          <w:noProof/>
+          <w:color w:val="auto"/>
+          <w:kern w:val="2"/>
+          <w14:ligatures w14:val="standardContextual"/>
+        </w:rPr>
+      </w:sdtEndPr>
+      <w:sdtContent>
+        <w:p>
+          <w:pPr>
+            <w:pStyle w:val="TOCHeading"/>
+            <w:spacing w:line="360" w:lineRule="auto"/>
+            <w:rPr>
+              <w:sz w:val="24"/>
+              <w:szCs w:val="24"/>
+            </w:rPr>
+          </w:pPr>
+          <w:r>
+            <w:rPr>
+              <w:sz w:val="24"/>
+              <w:szCs w:val="24"/>
+            </w:rPr>
+            <w:t>Contents</w:t>
+          </w:r>
+        </w:p>
+        <w:p>
+          <w:pPr>
+            <w:pStyle w:val="TOC2"/>
+            <w:tabs>
+              <w:tab w:val="right" w:leader="dot" w:pos="9347"/>
+            </w:tabs>
+            <w:rPr>
+              <w:rFonts w:asciiTheme="minorHAnsi" w:eastAsiaTheme="minorEastAsia" w:hAnsiTheme="minorHAnsi"/>
+              <w:noProof/>
+            </w:rPr>
+          </w:pPr>
+          <w:r>
+            <w:fldChar w:fldCharType="begin"/>
+          </w:r>
+          <w:r>
+            <w:instrText xml:space="preserve"> TOC \o "1-3" \h \z \u </w:instrText>
+          </w:r>
+          <w:r>
+            <w:fldChar w:fldCharType="separate"/>
+          </w:r>
+          <w:hyperlink w:anchor="_Toc236084449" w:history="1">
+            <w:r>
+              <w:rPr>
+                <w:rStyle w:val="Hyperlink"/>
+                <w:noProof/>
+              </w:rPr>
+              <w:t>System Architecture Overview</w:t>
+            </w:r>
+            <w:r>
+              <w:rPr>
+                <w:noProof/>
+                <w:webHidden/>
+              </w:rPr>
+              <w:tab/>
+            </w:r>
+            <w:r>
+              <w:rPr>
+                <w:noProof/>
+                <w:webHidden/>
+              </w:rPr>
+              <w:fldChar w:fldCharType="begin"/>
+            </w:r>
+            <w:r>
+              <w:rPr>
+                <w:noProof/>
+                <w:webHidden/>
+              </w:rPr>
+              <w:instrText xml:space="preserve"> PAGEREF _Toc236084449 \h </w:instrText>
+            </w:r>
+            <w:r>
+              <w:rPr>
+                <w:noProof/>
+                <w:webHidden/>
+              </w:rPr>
+            </w:r>
+            <w:r>
+              <w:rPr>
+                <w:noProof/>
+                <w:webHidden/>
+              </w:rPr>
+              <w:fldChar w:fldCharType="separate"/>
+            </w:r>
+            <w:r>
+              <w:rPr>
+                <w:noProof/>
+                <w:webHidden/>
+              </w:rPr>
+              <w:t>1</w:t>
+            </w:r>
+            <w:r>
+              <w:rPr>
+                <w:noProof/>
+                <w:webHidden/>
+              </w:rPr>
+              <w:fldChar w:fldCharType="end"/>
+            </w:r>
+          </w:hyperlink>
+        </w:p>
+        <w:p>
+          <w:pPr>
+            <w:pStyle w:val="TOC2"/>
+            <w:tabs>
+              <w:tab w:val="right" w:leader="dot" w:pos="9347"/>
+            </w:tabs>
+            <w:rPr>
+              <w:rFonts w:asciiTheme="minorHAnsi" w:eastAsiaTheme="minorEastAsia" w:hAnsiTheme="minorHAnsi"/>
+              <w:noProof/>
+            </w:rPr>
+          </w:pPr>
+          <w:hyperlink w:anchor="_Toc236084450" w:history="1">
+            <w:r>
+              <w:rPr>
+                <w:rStyle w:val="Hyperlink"/>
+                <w:noProof/>
+              </w:rPr>
+              <w:t>Core User Hierarchy</w:t>
+            </w:r>
+            <w:r>
+              <w:rPr>
+                <w:noProof/>
+                <w:webHidden/>
+              </w:rPr>
+              <w:tab/>
+            </w:r>
+            <w:r>
+              <w:rPr>
+                <w:noProof/>
+                <w:webHidden/>
+              </w:rPr>
+              <w:fldChar w:fldCharType="begin"/>
+            </w:r>
+            <w:r>
+              <w:rPr>
+                <w:noProof/>
+                <w:webHidden/>
+              </w:rPr>
+              <w:instrText xml:space="preserve"> PAGEREF _Toc236084450 \h </w:instrText>
+            </w:r>
+            <w:r>
+              <w:rPr>
+                <w:noProof/>
+                <w:webHidden/>
+              </w:rPr>
+            </w:r>
+            <w:r>
+              <w:rPr>
+                <w:noProof/>
+                <w:webHidden/>
+              </w:rPr>
+              <w:fldChar w:fldCharType="separate"/>
+            </w:r>
+            <w:r>
+              <w:rPr>
+                <w:noProof/>
+                <w:webHidden/>
+              </w:rPr>
+              <w:t>3</w:t>
+            </w:r>
+            <w:r>
+              <w:rPr>
+                <w:noProof/>
+                <w:webHidden/>
+              </w:rPr>
+              <w:fldChar w:fldCharType="end"/>
+            </w:r>
+          </w:hyperlink>
+        </w:p>
+        <w:p>
+          <w:pPr>
+            <w:pStyle w:val="TOC2"/>
+            <w:tabs>
+              <w:tab w:val="right" w:leader="dot" w:pos="9347"/>
+            </w:tabs>
+            <w:rPr>
+              <w:rFonts w:asciiTheme="minorHAnsi" w:eastAsiaTheme="minorEastAsia" w:hAnsiTheme="minorHAnsi"/>
+              <w:noProof/>
+            </w:rPr>
+          </w:pPr>
+          <w:hyperlink w:anchor="_Toc236084451" w:history="1">
+            <w:r>
+              <w:rPr>
+                <w:rStyle w:val="Hyperlink"/>
+                <w:noProof/>
+              </w:rPr>
+              <w:t>Customer Management Package</w:t>
+            </w:r>
+            <w:r>
+              <w:rPr>
+                <w:noProof/>
+                <w:webHidden/>
+              </w:rPr>
+              <w:tab/>
+            </w:r>
+            <w:r>
+              <w:rPr>
+                <w:noProof/>
+                <w:webHidden/>
+              </w:rPr>
+              <w:fldChar w:fldCharType="begin"/>
+            </w:r>
+            <w:r>
+              <w:rPr>
+                <w:noProof/>
+                <w:webHidden/>
+              </w:rPr>
+              <w:instrText xml:space="preserve"> PAGEREF _Toc236084451 \h </w:instrText>
+            </w:r>
+            <w:r>
+              <w:rPr>
+                <w:noProof/>
+                <w:webHidden/>
+              </w:rPr>
+            </w:r>
+            <w:r>
+              <w:rPr>
+                <w:noProof/>
+                <w:webHidden/>
+              </w:rPr>
+              <w:fldChar w:fldCharType="separate"/>
+            </w:r>
+            <w:r>
+              <w:rPr>
+                <w:noProof/>
+                <w:webHidden/>
+              </w:rPr>
+              <w:t>4</w:t>
+            </w:r>
+            <w:r>
+              <w:rPr>
+                <w:noProof/>
+                <w:webHidden/>
+              </w:rPr>
+              <w:fldChar w:fldCharType="end"/>
+            </w:r>
+          </w:hyperlink>
+        </w:p>
+        <w:p>
+          <w:pPr>
+            <w:pStyle w:val="TOC2"/>
+            <w:tabs>
+              <w:tab w:val="right" w:leader="dot" w:pos="9347"/>
+            </w:tabs>
+            <w:rPr>
+              <w:rFonts w:asciiTheme="minorHAnsi" w:eastAsiaTheme="minorEastAsia" w:hAnsiTheme="minorHAnsi"/>
+              <w:noProof/>
+            </w:rPr>
+          </w:pPr>
+          <w:hyperlink w:anchor="_Toc236084452" w:history="1">
+            <w:r>
+              <w:rPr>
+                <w:rStyle w:val="Hyperlink"/>
+                <w:noProof/>
+              </w:rPr>
+              <w:t>Agency Management Package</w:t>
+            </w:r>
+            <w:r>
+              <w:rPr>
+                <w:noProof/>
+                <w:webHidden/>
+              </w:rPr>
+              <w:tab/>
+            </w:r>
+            <w:r>
+              <w:rPr>
+                <w:noProof/>
+                <w:webHidden/>
+              </w:rPr>
+              <w:fldChar w:fldCharType="begin"/>
+            </w:r>
+            <w:r>
+              <w:rPr>
+                <w:noProof/>
+                <w:webHidden/>
+              </w:rPr>
+              <w:instrText xml:space="preserve"> PAGEREF _Toc236084452 \h </w:instrText>
+            </w:r>
+            <w:r>
+              <w:rPr>
+                <w:noProof/>
+                <w:webHidden/>
+              </w:rPr>
+            </w:r>
+            <w:r>
+              <w:rPr>
+                <w:noProof/>
+                <w:webHidden/>
+              </w:rPr>
+              <w:fldChar w:fldCharType="separate"/>
+            </w:r>
+            <w:r>
+              <w:rPr>
+                <w:noProof/>
+                <w:webHidden/>
+              </w:rPr>
+              <w:t>6</w:t>
+            </w:r>
+            <w:r>
+              <w:rPr>
+                <w:noProof/>
+                <w:webHidden/>
+              </w:rPr>
+              <w:fldChar w:fldCharType="end"/>
+            </w:r>
+          </w:hyperlink>
+        </w:p>
+        <w:p>
+          <w:pPr>
+            <w:pStyle w:val="TOC2"/>
+            <w:tabs>
+              <w:tab w:val="right" w:leader="dot" w:pos="9347"/>
+            </w:tabs>
+            <w:rPr>
+              <w:rFonts w:asciiTheme="minorHAnsi" w:eastAsiaTheme="minorEastAsia" w:hAnsiTheme="minorHAnsi"/>
+              <w:noProof/>
+            </w:rPr>
+          </w:pPr>
+          <w:hyperlink w:anchor="_Toc236084453" w:history="1">
+            <w:r>
+              <w:rPr>
+                <w:rStyle w:val="Hyperlink"/>
+                <w:noProof/>
+              </w:rPr>
+              <w:t>Administration Package</w:t>
+            </w:r>
+            <w:r>
+              <w:rPr>
+                <w:noProof/>
+                <w:webHidden/>
+              </w:rPr>
+              <w:tab/>
+            </w:r>
+            <w:r>
+              <w:rPr>
+                <w:noProof/>
+                <w:webHidden/>
+              </w:rPr>
+              <w:fldChar w:fldCharType="begin"/>
+            </w:r>
+            <w:r>
+              <w:rPr>
+                <w:noProof/>
+                <w:webHidden/>
+              </w:rPr>
+              <w:instrText xml:space="preserve"> PAGEREF _Toc236084453 \h </w:instrText>
+            </w:r>
+            <w:r>
+              <w:rPr>
+                <w:noProof/>
+                <w:webHidden/>
+              </w:rPr>
+            </w:r>
+            <w:r>
+              <w:rPr>
+                <w:noProof/>
+                <w:webHidden/>
+              </w:rPr>
+              <w:fldChar w:fldCharType="separate"/>
+            </w:r>
+            <w:r>
+              <w:rPr>
+                <w:noProof/>
+                <w:webHidden/>
+              </w:rPr>
+              <w:t>8</w:t>
+            </w:r>
+            <w:r>
+              <w:rPr>
+                <w:noProof/>
+                <w:webHidden/>
+              </w:rPr>
+              <w:fldChar w:fldCharType="end"/>
+            </w:r>
+          </w:hyperlink>
+        </w:p>
+        <w:p>
+          <w:pPr>
+            <w:pStyle w:val="TOC2"/>
+            <w:tabs>
+              <w:tab w:val="right" w:leader="dot" w:pos="9347"/>
+            </w:tabs>
+            <w:rPr>
+              <w:rFonts w:asciiTheme="minorHAnsi" w:eastAsiaTheme="minorEastAsia" w:hAnsiTheme="minorHAnsi"/>
+              <w:noProof/>
+            </w:rPr>
+          </w:pPr>
+          <w:hyperlink w:anchor="_Toc236084454" w:history="1">
+            <w:r>
+              <w:rPr>
+                <w:rStyle w:val="Hyperlink"/>
+                <w:noProof/>
+              </w:rPr>
+              <w:t>Mobile Application Package</w:t>
+            </w:r>
+            <w:r>
+              <w:rPr>
+                <w:noProof/>
+                <w:webHidden/>
+              </w:rPr>
+              <w:tab/>
+            </w:r>
+            <w:r>
+              <w:rPr>
+                <w:noProof/>
+                <w:webHidden/>
+              </w:rPr>
+              <w:fldChar w:fldCharType="begin"/>
+            </w:r>
+            <w:r>
+              <w:rPr>
+                <w:noProof/>
+                <w:webHidden/>
+              </w:rPr>
+              <w:instrText xml:space="preserve"> PAGEREF _Toc236084454 \h </w:instrText>
+            </w:r>
+            <w:r>
+              <w:rPr>
+                <w:noProof/>
+                <w:webHidden/>
+              </w:rPr>
+            </w:r>
+            <w:r>
+              <w:rPr>
+                <w:noProof/>
+                <w:webHidden/>
+              </w:rPr>
+              <w:fldChar w:fldCharType="separate"/>
+            </w:r>
+            <w:r>
+              <w:rPr>
+                <w:noProof/>
+                <w:webHidden/>
+              </w:rPr>
+              <w:t>10</w:t>
+            </w:r>
+            <w:r>
+              <w:rPr>
+                <w:noProof/>
+                <w:webHidden/>
+              </w:rPr>
+              <w:fldChar w:fldCharType="end"/>
+            </w:r>
+          </w:hyperlink>
+        </w:p>
+        <w:p>
+          <w:pPr>
+            <w:pStyle w:val="TOC2"/>
+            <w:tabs>
+              <w:tab w:val="right" w:leader="dot" w:pos="9347"/>
+            </w:tabs>
+            <w:rPr>
+              <w:rFonts w:asciiTheme="minorHAnsi" w:eastAsiaTheme="minorEastAsia" w:hAnsiTheme="minorHAnsi"/>
+              <w:noProof/>
+            </w:rPr>
+          </w:pPr>
+          <w:hyperlink w:anchor="_Toc236084455" w:history="1">
+            <w:r>
+              <w:rPr>
+                <w:rStyle w:val="Hyperlink"/>
+                <w:noProof/>
+              </w:rPr>
+              <w:t>Service Classes</w:t>
+            </w:r>
+            <w:r>
+              <w:rPr>
+                <w:noProof/>
+                <w:webHidden/>
+              </w:rPr>
+              <w:tab/>
+            </w:r>
+            <w:r>
+              <w:rPr>
+                <w:noProof/>
+                <w:webHidden/>
+              </w:rPr>
+              <w:fldChar w:fldCharType="begin"/>
+            </w:r>
+            <w:r>
+              <w:rPr>
+                <w:noProof/>
+                <w:webHidden/>
+              </w:rPr>
+              <w:instrText xml:space="preserve"> PAGEREF _Toc236084455 \h </w:instrText>
+            </w:r>
+            <w:r>
+              <w:rPr>
+                <w:noProof/>
+                <w:webHidden/>
+              </w:rPr>
+            </w:r>
+            <w:r>
+              <w:rPr>
+                <w:noProof/>
+                <w:webHidden/>
+              </w:rPr>
+              <w:fldChar w:fldCharType="separate"/>
+            </w:r>
+            <w:r>
+              <w:rPr>
+                <w:noProof/>
+                <w:webHidden/>
+              </w:rPr>
+              <w:t>12</w:t>
+            </w:r>
+            <w:r>
+              <w:rPr>
+                <w:noProof/>
+                <w:webHidden/>
+              </w:rPr>
+              <w:fldChar w:fldCharType="end"/>
+            </w:r>
+          </w:hyperlink>
+        </w:p>
+        <w:p>
+          <w:r>
+            <w:rPr>
+              <w:b/>
+              <w:bCs/>
+              <w:noProof/>
+            </w:rPr>
+            <w:fldChar w:fldCharType="end"/>
+          </w:r>
+        </w:p>
+      </w:sdtContent>
+    </w:sdt>
+    <w:p>
+      <w:pPr>
+        <w:spacing w:line="278" w:lineRule="auto"/>
+      </w:pPr>
+    </w:p>
+    <w:p>
+      <w:pPr>
+        <w:spacing w:line="278" w:lineRule="auto"/>
+      </w:pPr>
+      <w:r>
+        <w:br w:type="page"/>
+      </w:r>
+    </w:p>
+    <w:p>
+      <w:pPr>
         <w:spacing w:line="360" w:lineRule="auto"/>
-      </w:pPr>
-      <w:r>
-        <w:t>Mobile Application</w:t>
-      </w:r>
+        <w:rPr>
+          <w:b/>
+          <w:bCs/>
+        </w:rPr>
+      </w:pPr>
+      <w:r>
+        <w:rPr>
+          <w:b/>
+          <w:bCs/>
+        </w:rPr>
+        <w:lastRenderedPageBreak/>
+        <w:t>Figures</w:t>
+      </w:r>
+    </w:p>
+    <w:p>
+      <w:pPr>
+        <w:pStyle w:val="TableofFigures"/>
+        <w:tabs>
+          <w:tab w:val="right" w:leader="dot" w:pos="9347"/>
+        </w:tabs>
+        <w:rPr>
+          <w:noProof/>
+        </w:rPr>
+      </w:pPr>
+      <w:r>
+        <w:fldChar w:fldCharType="begin"/>
+      </w:r>
+      <w:r>
+        <w:instrText xml:space="preserve"> TOC \h \z \c "Figure" </w:instrText>
+      </w:r>
+      <w:r>
+        <w:fldChar w:fldCharType="separate"/>
+      </w:r>
+      <w:hyperlink w:anchor="_Toc236084469" w:history="1">
+        <w:r>
+          <w:rPr>
+            <w:rStyle w:val="Hyperlink"/>
+            <w:noProof/>
+          </w:rPr>
+          <w:t>Figure 1 - System Overview Class Diagram</w:t>
+        </w:r>
+        <w:r>
+          <w:rPr>
+            <w:noProof/>
+            <w:webHidden/>
+          </w:rPr>
+          <w:tab/>
+        </w:r>
+        <w:r>
+          <w:rPr>
+            <w:noProof/>
+            <w:webHidden/>
+          </w:rPr>
+          <w:fldChar w:fldCharType="begin"/>
+        </w:r>
+        <w:r>
+          <w:rPr>
+            <w:noProof/>
+            <w:webHidden/>
+          </w:rPr>
+          <w:instrText xml:space="preserve"> PAGEREF _Toc236084469 \h </w:instrText>
+        </w:r>
+        <w:r>
+          <w:rPr>
+            <w:noProof/>
+            <w:webHidden/>
+          </w:rPr>
+        </w:r>
+        <w:r>
+          <w:rPr>
+            <w:noProof/>
+            <w:webHidden/>
+          </w:rPr>
+          <w:fldChar w:fldCharType="separate"/>
+        </w:r>
+        <w:r>
+          <w:rPr>
+            <w:noProof/>
+            <w:webHidden/>
+          </w:rPr>
+          <w:t>2</w:t>
+        </w:r>
+        <w:r>
+          <w:rPr>
+            <w:noProof/>
+            <w:webHidden/>
+          </w:rPr>
+          <w:fldChar w:fldCharType="end"/>
+        </w:r>
+      </w:hyperlink>
+    </w:p>
+    <w:p>
+      <w:pPr>
+        <w:pStyle w:val="TableofFigures"/>
+        <w:tabs>
+          <w:tab w:val="right" w:leader="dot" w:pos="9347"/>
+        </w:tabs>
+        <w:spacing w:line="276" w:lineRule="auto"/>
+        <w:rPr>
+          <w:noProof/>
+        </w:rPr>
+      </w:pPr>
+      <w:hyperlink w:anchor="_Toc236084470" w:history="1">
+        <w:r>
+          <w:rPr>
+            <w:rStyle w:val="Hyperlink"/>
+            <w:noProof/>
+          </w:rPr>
+          <w:t>Figure 2 - User Hierarchy</w:t>
+        </w:r>
+        <w:r>
+          <w:rPr>
+            <w:noProof/>
+            <w:webHidden/>
+          </w:rPr>
+          <w:tab/>
+        </w:r>
+        <w:r>
+          <w:rPr>
+            <w:noProof/>
+            <w:webHidden/>
+          </w:rPr>
+          <w:fldChar w:fldCharType="begin"/>
+        </w:r>
+        <w:r>
+          <w:rPr>
+            <w:noProof/>
+            <w:webHidden/>
+          </w:rPr>
+          <w:instrText xml:space="preserve"> PAGEREF _Toc236084470 \h </w:instrText>
+        </w:r>
+        <w:r>
+          <w:rPr>
+            <w:noProof/>
+            <w:webHidden/>
+          </w:rPr>
+        </w:r>
+        <w:r>
+          <w:rPr>
+            <w:noProof/>
+            <w:webHidden/>
+          </w:rPr>
+          <w:fldChar w:fldCharType="separate"/>
+        </w:r>
+        <w:r>
+          <w:rPr>
+            <w:noProof/>
+            <w:webHidden/>
+          </w:rPr>
+          <w:t>3</w:t>
+        </w:r>
+        <w:r>
+          <w:rPr>
+            <w:noProof/>
+            <w:webHidden/>
+          </w:rPr>
+          <w:fldChar w:fldCharType="end"/>
+        </w:r>
+      </w:hyperlink>
+    </w:p>
+    <w:p>
+      <w:pPr>
+        <w:pStyle w:val="TableofFigures"/>
+        <w:tabs>
+          <w:tab w:val="right" w:leader="dot" w:pos="9347"/>
+        </w:tabs>
+        <w:spacing w:line="276" w:lineRule="auto"/>
+        <w:rPr>
+          <w:noProof/>
+        </w:rPr>
+      </w:pPr>
+      <w:hyperlink w:anchor="_Toc236084471" w:history="1">
+        <w:r>
+          <w:rPr>
+            <w:rStyle w:val="Hyperlink"/>
+            <w:noProof/>
+          </w:rPr>
+          <w:t>Figure 3 - Customer/Rental Management Class Diagram</w:t>
+        </w:r>
+        <w:r>
+          <w:rPr>
+            <w:noProof/>
+            <w:webHidden/>
+          </w:rPr>
+          <w:tab/>
+        </w:r>
+        <w:r>
+          <w:rPr>
+            <w:noProof/>
+            <w:webHidden/>
+          </w:rPr>
+          <w:fldChar w:fldCharType="begin"/>
+        </w:r>
+        <w:r>
+          <w:rPr>
+            <w:noProof/>
+            <w:webHidden/>
+          </w:rPr>
+          <w:instrText xml:space="preserve"> PAGEREF _Toc236084471 \h </w:instrText>
+        </w:r>
+        <w:r>
+          <w:rPr>
+            <w:noProof/>
+            <w:webHidden/>
+          </w:rPr>
+        </w:r>
+        <w:r>
+          <w:rPr>
+            <w:noProof/>
+            <w:webHidden/>
+          </w:rPr>
+          <w:fldChar w:fldCharType="separate"/>
+        </w:r>
+        <w:r>
+          <w:rPr>
+            <w:noProof/>
+            <w:webHidden/>
+          </w:rPr>
+          <w:t>4</w:t>
+        </w:r>
+        <w:r>
+          <w:rPr>
+            <w:noProof/>
+            <w:webHidden/>
+          </w:rPr>
+          <w:fldChar w:fldCharType="end"/>
+        </w:r>
+      </w:hyperlink>
+    </w:p>
+    <w:p>
+      <w:pPr>
+        <w:pStyle w:val="TableofFigures"/>
+        <w:tabs>
+          <w:tab w:val="right" w:leader="dot" w:pos="9347"/>
+        </w:tabs>
+        <w:spacing w:line="276" w:lineRule="auto"/>
+        <w:rPr>
+          <w:noProof/>
+        </w:rPr>
+      </w:pPr>
+      <w:hyperlink w:anchor="_Toc236084472" w:history="1">
+        <w:r>
+          <w:rPr>
+            <w:rStyle w:val="Hyperlink"/>
+            <w:noProof/>
+          </w:rPr>
+          <w:t>Figure 4 - Agency Management Class Diagram</w:t>
+        </w:r>
+        <w:r>
+          <w:rPr>
+            <w:noProof/>
+            <w:webHidden/>
+          </w:rPr>
+          <w:tab/>
+        </w:r>
+        <w:r>
+          <w:rPr>
+            <w:noProof/>
+            <w:webHidden/>
+          </w:rPr>
+          <w:fldChar w:fldCharType="begin"/>
+        </w:r>
+        <w:r>
+          <w:rPr>
+            <w:noProof/>
+            <w:webHidden/>
+          </w:rPr>
+          <w:instrText xml:space="preserve"> PAGEREF _Toc236084472 \h </w:instrText>
+        </w:r>
+        <w:r>
+          <w:rPr>
+            <w:noProof/>
+            <w:webHidden/>
+          </w:rPr>
+        </w:r>
+        <w:r>
+          <w:rPr>
+            <w:noProof/>
+            <w:webHidden/>
+          </w:rPr>
+          <w:fldChar w:fldCharType="separate"/>
+        </w:r>
+        <w:r>
+          <w:rPr>
+            <w:noProof/>
+            <w:webHidden/>
+          </w:rPr>
+          <w:t>6</w:t>
+        </w:r>
+        <w:r>
+          <w:rPr>
+            <w:noProof/>
+            <w:webHidden/>
+          </w:rPr>
+          <w:fldChar w:fldCharType="end"/>
+        </w:r>
+      </w:hyperlink>
+    </w:p>
+    <w:p>
+      <w:pPr>
+        <w:pStyle w:val="TableofFigures"/>
+        <w:tabs>
+          <w:tab w:val="right" w:leader="dot" w:pos="9347"/>
+        </w:tabs>
+        <w:spacing w:line="276" w:lineRule="auto"/>
+        <w:rPr>
+          <w:noProof/>
+        </w:rPr>
+      </w:pPr>
+      <w:hyperlink w:anchor="_Toc236084473" w:history="1">
+        <w:r>
+          <w:rPr>
+            <w:rStyle w:val="Hyperlink"/>
+            <w:noProof/>
+          </w:rPr>
+          <w:t>Figure 5 - Administration &amp; Financial Management Class Diagram</w:t>
+        </w:r>
+        <w:r>
+          <w:rPr>
+            <w:noProof/>
+            <w:webHidden/>
+          </w:rPr>
+          <w:tab/>
+        </w:r>
+        <w:r>
+          <w:rPr>
+            <w:noProof/>
+            <w:webHidden/>
+          </w:rPr>
+          <w:fldChar w:fldCharType="begin"/>
+        </w:r>
+        <w:r>
+          <w:rPr>
+            <w:noProof/>
+            <w:webHidden/>
+          </w:rPr>
+          <w:instrText xml:space="preserve"> PAGEREF _Toc236084473 \h </w:instrText>
+        </w:r>
+        <w:r>
+          <w:rPr>
+            <w:noProof/>
+            <w:webHidden/>
+          </w:rPr>
+        </w:r>
+        <w:r>
+          <w:rPr>
+            <w:noProof/>
+            <w:webHidden/>
+          </w:rPr>
+          <w:fldChar w:fldCharType="separate"/>
+        </w:r>
+        <w:r>
+          <w:rPr>
+            <w:noProof/>
+            <w:webHidden/>
+          </w:rPr>
+          <w:t>8</w:t>
+        </w:r>
+        <w:r>
+          <w:rPr>
+            <w:noProof/>
+            <w:webHidden/>
+          </w:rPr>
+          <w:fldChar w:fldCharType="end"/>
+        </w:r>
+      </w:hyperlink>
+    </w:p>
+    <w:p>
+      <w:pPr>
+        <w:pStyle w:val="TableofFigures"/>
+        <w:tabs>
+          <w:tab w:val="right" w:leader="dot" w:pos="9347"/>
+        </w:tabs>
+        <w:spacing w:line="276" w:lineRule="auto"/>
+        <w:rPr>
+          <w:noProof/>
+        </w:rPr>
+      </w:pPr>
+      <w:hyperlink w:anchor="_Toc236084474" w:history="1">
+        <w:r>
+          <w:rPr>
+            <w:rStyle w:val="Hyperlink"/>
+            <w:noProof/>
+          </w:rPr>
+          <w:t>Figure 6 - Mobile Application Class Diagram</w:t>
+        </w:r>
+        <w:r>
+          <w:rPr>
+            <w:noProof/>
+            <w:webHidden/>
+          </w:rPr>
+          <w:tab/>
+        </w:r>
+        <w:r>
+          <w:rPr>
+            <w:noProof/>
+            <w:webHidden/>
+          </w:rPr>
+          <w:fldChar w:fldCharType="begin"/>
+        </w:r>
+        <w:r>
+          <w:rPr>
+            <w:noProof/>
+            <w:webHidden/>
+          </w:rPr>
+          <w:instrText xml:space="preserve"> PAGEREF _Toc236084474 \h </w:instrText>
+        </w:r>
+        <w:r>
+          <w:rPr>
+            <w:noProof/>
+            <w:webHidden/>
+          </w:rPr>
+        </w:r>
+        <w:r>
+          <w:rPr>
+            <w:noProof/>
+            <w:webHidden/>
+          </w:rPr>
+          <w:fldChar w:fldCharType="separate"/>
+        </w:r>
+        <w:r>
+          <w:rPr>
+            <w:noProof/>
+            <w:webHidden/>
+          </w:rPr>
+          <w:t>10</w:t>
+        </w:r>
+        <w:r>
+          <w:rPr>
+            <w:noProof/>
+            <w:webHidden/>
+          </w:rPr>
+          <w:fldChar w:fldCharType="end"/>
+        </w:r>
+      </w:hyperlink>
     </w:p>
     <w:p>
       <w:pPr>
         <w:spacing w:line="278" w:lineRule="auto"/>
       </w:pPr>
       <w:r>
-        <w:t>These packages collectively form the complete domain model of the platform.</w:t>
-      </w:r>
+        <w:fldChar w:fldCharType="end"/>
+      </w:r>
+    </w:p>
+    <w:p>
+      <w:pPr>
+        <w:spacing w:line="278" w:lineRule="auto"/>
+      </w:pPr>
+    </w:p>
+    <w:p>
+      <w:pPr>
+        <w:spacing w:line="278" w:lineRule="auto"/>
+        <w:sectPr>
+          <w:pgSz w:w="11906" w:h="16838" w:code="9"/>
+          <w:pgMar w:top="1411" w:right="850" w:bottom="1411" w:left="1699" w:header="720" w:footer="720" w:gutter="0"/>
+          <w:cols w:space="720"/>
+          <w:docGrid w:linePitch="360"/>
+        </w:sectPr>
+      </w:pPr>
     </w:p>
     <w:p>
       <w:pPr>
         <w:pStyle w:val="Heading2"/>
       </w:pPr>
-      <w:r>
+      <w:bookmarkStart w:id="1" w:name="_Toc236084449"/>
+      <w:r>
+        <w:lastRenderedPageBreak/>
         <w:t>System Architecture Overview</w:t>
       </w:r>
+      <w:bookmarkEnd w:id="1"/>
     </w:p>
     <w:p>
       <w:pPr>
@@ -423,6 +1460,7 @@
           <w:szCs w:val="20"/>
         </w:rPr>
       </w:pPr>
+      <w:bookmarkStart w:id="2" w:name="_Toc236084469"/>
       <w:r>
         <w:rPr>
           <w:szCs w:val="20"/>
@@ -472,6 +1510,7 @@
         </w:rPr>
         <w:t xml:space="preserve"> System Overview Class Diagram</w:t>
       </w:r>
+      <w:bookmarkEnd w:id="2"/>
     </w:p>
     <w:p>
       <w:pPr>
@@ -493,10 +1532,12 @@
       <w:pPr>
         <w:pStyle w:val="Heading2"/>
       </w:pPr>
+      <w:bookmarkStart w:id="3" w:name="_Toc236084450"/>
       <w:r>
         <w:lastRenderedPageBreak/>
         <w:t>Core User Hierarchy</w:t>
       </w:r>
+      <w:bookmarkEnd w:id="3"/>
     </w:p>
     <w:p>
       <w:pPr>
@@ -571,6 +1612,7 @@
                                 <w:szCs w:val="20"/>
                               </w:rPr>
                             </w:pPr>
+                            <w:bookmarkStart w:id="4" w:name="_Toc236084470"/>
                             <w:r>
                               <w:rPr>
                                 <w:szCs w:val="20"/>
@@ -620,6 +1662,7 @@
                               </w:rPr>
                               <w:t xml:space="preserve"> User Hierarchy</w:t>
                             </w:r>
+                            <w:bookmarkEnd w:id="4"/>
                           </w:p>
                         </w:txbxContent>
                       </wps:txbx>
@@ -652,6 +1695,7 @@
                           <w:szCs w:val="20"/>
                         </w:rPr>
                       </w:pPr>
+                      <w:bookmarkStart w:id="5" w:name="_Toc236084470"/>
                       <w:r>
                         <w:rPr>
                           <w:szCs w:val="20"/>
@@ -701,6 +1745,7 @@
                         </w:rPr>
                         <w:t xml:space="preserve"> User Hierarchy</w:t>
                       </w:r>
+                      <w:bookmarkEnd w:id="5"/>
                     </w:p>
                   </w:txbxContent>
                 </v:textbox>
@@ -777,20 +1822,14 @@
     </w:p>
     <w:p>
       <w:pPr>
-        <w:spacing w:line="278" w:lineRule="auto"/>
-        <w:rPr>
-          <w:b/>
-          <w:bCs/>
-        </w:rPr>
-      </w:pPr>
-      <w:r>
-        <w:rPr>
-          <w:b/>
-          <w:bCs/>
-        </w:rPr>
+        <w:pStyle w:val="Heading2"/>
+      </w:pPr>
+      <w:bookmarkStart w:id="6" w:name="_Toc236084451"/>
+      <w:r>
         <w:lastRenderedPageBreak/>
         <w:t>Customer Management Package</w:t>
       </w:r>
+      <w:bookmarkEnd w:id="6"/>
     </w:p>
     <w:p>
       <w:pPr>
@@ -845,6 +1884,7 @@
                                 <w:szCs w:val="20"/>
                               </w:rPr>
                             </w:pPr>
+                            <w:bookmarkStart w:id="7" w:name="_Toc236084471"/>
                             <w:r>
                               <w:rPr>
                                 <w:szCs w:val="20"/>
@@ -900,6 +1940,7 @@
                               </w:rPr>
                               <w:t>Customer/Rental Management Class Diagram</w:t>
                             </w:r>
+                            <w:bookmarkEnd w:id="7"/>
                           </w:p>
                         </w:txbxContent>
                       </wps:txbx>
@@ -928,6 +1969,7 @@
                           <w:szCs w:val="20"/>
                         </w:rPr>
                       </w:pPr>
+                      <w:bookmarkStart w:id="8" w:name="_Toc236084471"/>
                       <w:r>
                         <w:rPr>
                           <w:szCs w:val="20"/>
@@ -983,6 +2025,7 @@
                         </w:rPr>
                         <w:t>Customer/Rental Management Class Diagram</w:t>
                       </w:r>
+                      <w:bookmarkEnd w:id="8"/>
                     </w:p>
                   </w:txbxContent>
                 </v:textbox>
@@ -1295,20 +2338,14 @@
     </w:p>
     <w:p>
       <w:pPr>
-        <w:spacing w:line="278" w:lineRule="auto"/>
-        <w:rPr>
-          <w:b/>
-          <w:bCs/>
-        </w:rPr>
-      </w:pPr>
-      <w:r>
-        <w:rPr>
-          <w:b/>
-          <w:bCs/>
-        </w:rPr>
+        <w:pStyle w:val="Heading2"/>
+      </w:pPr>
+      <w:bookmarkStart w:id="9" w:name="_Toc236084452"/>
+      <w:r>
         <w:lastRenderedPageBreak/>
         <w:t>Agency Management Package</w:t>
       </w:r>
+      <w:bookmarkEnd w:id="9"/>
     </w:p>
     <w:p>
       <w:pPr>
@@ -1363,6 +2400,7 @@
                                 <w:szCs w:val="20"/>
                               </w:rPr>
                             </w:pPr>
+                            <w:bookmarkStart w:id="10" w:name="_Toc236084472"/>
                             <w:r>
                               <w:rPr>
                                 <w:szCs w:val="20"/>
@@ -1412,6 +2450,7 @@
                               </w:rPr>
                               <w:t xml:space="preserve"> Agency Management Class Diagram</w:t>
                             </w:r>
+                            <w:bookmarkEnd w:id="10"/>
                           </w:p>
                         </w:txbxContent>
                       </wps:txbx>
@@ -1440,6 +2479,7 @@
                           <w:szCs w:val="20"/>
                         </w:rPr>
                       </w:pPr>
+                      <w:bookmarkStart w:id="11" w:name="_Toc236084472"/>
                       <w:r>
                         <w:rPr>
                           <w:szCs w:val="20"/>
@@ -1489,6 +2529,7 @@
                         </w:rPr>
                         <w:t xml:space="preserve"> Agency Management Class Diagram</w:t>
                       </w:r>
+                      <w:bookmarkEnd w:id="11"/>
                     </w:p>
                   </w:txbxContent>
                 </v:textbox>
@@ -1566,23 +2607,7 @@
         <w:t xml:space="preserve"> </w:t>
       </w:r>
       <w:r>
-        <w:t xml:space="preserve">Admin and Employee relationships. Managing subscriptions, financial records and agency verification documents. The diagram also leverages external services like </w:t>
-      </w:r>
-      <w:proofErr w:type="spellStart"/>
-      <w:r>
-        <w:t>MapsService</w:t>
-      </w:r>
-      <w:proofErr w:type="spellEnd"/>
-      <w:r>
-        <w:t xml:space="preserve"> and </w:t>
-      </w:r>
-      <w:proofErr w:type="spellStart"/>
-      <w:r>
-        <w:t>AIAnalyticsService</w:t>
-      </w:r>
-      <w:proofErr w:type="spellEnd"/>
-      <w:r>
-        <w:t xml:space="preserve"> to assist in location management and business analytics.</w:t>
+        <w:t>Admin and Employee relationships. Managing subscriptions, financial records and agency verification documents. The diagram also leverages external services like MapsService and AIAnalyticsService to assist in location management and business analytics.</w:t>
       </w:r>
     </w:p>
     <w:p>
@@ -1853,27 +2878,17 @@
     </w:p>
     <w:p>
       <w:pPr>
-        <w:spacing w:line="278" w:lineRule="auto"/>
-        <w:rPr>
-          <w:b/>
-          <w:bCs/>
-        </w:rPr>
-      </w:pPr>
-      <w:r>
-        <w:rPr>
-          <w:b/>
-          <w:bCs/>
-        </w:rPr>
+        <w:pStyle w:val="Heading2"/>
+      </w:pPr>
+      <w:r>
         <w:br w:type="page"/>
       </w:r>
-      <w:r>
-        <w:rPr>
-          <w:b/>
-          <w:bCs/>
-        </w:rPr>
+      <w:bookmarkStart w:id="12" w:name="_Toc236084453"/>
+      <w:r>
         <w:lastRenderedPageBreak/>
         <w:t>Administration Package</w:t>
       </w:r>
+      <w:bookmarkEnd w:id="12"/>
     </w:p>
     <w:p>
       <w:pPr>
@@ -1927,17 +2942,31 @@
                                 <w:noProof/>
                               </w:rPr>
                             </w:pPr>
+                            <w:bookmarkStart w:id="13" w:name="_Toc236084473"/>
                             <w:r>
                               <w:t xml:space="preserve">Figure </w:t>
                             </w:r>
-                            <w:fldSimple w:instr=" SEQ Figure \* ARABIC ">
-                              <w:r>
-                                <w:rPr>
-                                  <w:noProof/>
-                                </w:rPr>
-                                <w:t>5</w:t>
-                              </w:r>
-                            </w:fldSimple>
+                            <w:r>
+                              <w:fldChar w:fldCharType="begin"/>
+                            </w:r>
+                            <w:r>
+                              <w:instrText xml:space="preserve"> SEQ Figure \* ARABIC </w:instrText>
+                            </w:r>
+                            <w:r>
+                              <w:fldChar w:fldCharType="separate"/>
+                            </w:r>
+                            <w:r>
+                              <w:rPr>
+                                <w:noProof/>
+                              </w:rPr>
+                              <w:t>5</w:t>
+                            </w:r>
+                            <w:r>
+                              <w:rPr>
+                                <w:noProof/>
+                              </w:rPr>
+                              <w:fldChar w:fldCharType="end"/>
+                            </w:r>
                             <w:r>
                               <w:t xml:space="preserve"> </w:t>
                             </w:r>
@@ -1947,6 +2976,7 @@
                             <w:r>
                               <w:t>Administration &amp; Financial Management Class Diagram</w:t>
                             </w:r>
+                            <w:bookmarkEnd w:id="13"/>
                           </w:p>
                         </w:txbxContent>
                       </wps:txbx>
@@ -1974,17 +3004,31 @@
                           <w:noProof/>
                         </w:rPr>
                       </w:pPr>
+                      <w:bookmarkStart w:id="14" w:name="_Toc236084473"/>
                       <w:r>
                         <w:t xml:space="preserve">Figure </w:t>
                       </w:r>
-                      <w:fldSimple w:instr=" SEQ Figure \* ARABIC ">
-                        <w:r>
-                          <w:rPr>
-                            <w:noProof/>
-                          </w:rPr>
-                          <w:t>5</w:t>
-                        </w:r>
-                      </w:fldSimple>
+                      <w:r>
+                        <w:fldChar w:fldCharType="begin"/>
+                      </w:r>
+                      <w:r>
+                        <w:instrText xml:space="preserve"> SEQ Figure \* ARABIC </w:instrText>
+                      </w:r>
+                      <w:r>
+                        <w:fldChar w:fldCharType="separate"/>
+                      </w:r>
+                      <w:r>
+                        <w:rPr>
+                          <w:noProof/>
+                        </w:rPr>
+                        <w:t>5</w:t>
+                      </w:r>
+                      <w:r>
+                        <w:rPr>
+                          <w:noProof/>
+                        </w:rPr>
+                        <w:fldChar w:fldCharType="end"/>
+                      </w:r>
                       <w:r>
                         <w:t xml:space="preserve"> </w:t>
                       </w:r>
@@ -1994,6 +3038,7 @@
                       <w:r>
                         <w:t>Administration &amp; Financial Management Class Diagram</w:t>
                       </w:r>
+                      <w:bookmarkEnd w:id="14"/>
                     </w:p>
                   </w:txbxContent>
                 </v:textbox>
@@ -2380,20 +3425,14 @@
     </w:p>
     <w:p>
       <w:pPr>
-        <w:spacing w:line="278" w:lineRule="auto"/>
-        <w:rPr>
-          <w:b/>
-          <w:bCs/>
-        </w:rPr>
-      </w:pPr>
-      <w:r>
-        <w:rPr>
-          <w:b/>
-          <w:bCs/>
-        </w:rPr>
+        <w:pStyle w:val="Heading2"/>
+      </w:pPr>
+      <w:bookmarkStart w:id="15" w:name="_Toc236084454"/>
+      <w:r>
         <w:lastRenderedPageBreak/>
         <w:t>Mobile Application Package</w:t>
       </w:r>
+      <w:bookmarkEnd w:id="15"/>
     </w:p>
     <w:p>
       <w:pPr>
@@ -2447,23 +3486,38 @@
                                 <w:noProof/>
                               </w:rPr>
                             </w:pPr>
+                            <w:bookmarkStart w:id="16" w:name="_Toc236084474"/>
                             <w:r>
                               <w:t xml:space="preserve">Figure </w:t>
                             </w:r>
-                            <w:fldSimple w:instr=" SEQ Figure \* ARABIC ">
-                              <w:r>
-                                <w:rPr>
-                                  <w:noProof/>
-                                </w:rPr>
-                                <w:t>6</w:t>
-                              </w:r>
-                            </w:fldSimple>
+                            <w:r>
+                              <w:fldChar w:fldCharType="begin"/>
+                            </w:r>
+                            <w:r>
+                              <w:instrText xml:space="preserve"> SEQ Figure \* ARABIC </w:instrText>
+                            </w:r>
+                            <w:r>
+                              <w:fldChar w:fldCharType="separate"/>
+                            </w:r>
+                            <w:r>
+                              <w:rPr>
+                                <w:noProof/>
+                              </w:rPr>
+                              <w:t>6</w:t>
+                            </w:r>
+                            <w:r>
+                              <w:rPr>
+                                <w:noProof/>
+                              </w:rPr>
+                              <w:fldChar w:fldCharType="end"/>
+                            </w:r>
                             <w:r>
                               <w:t xml:space="preserve"> - </w:t>
                             </w:r>
                             <w:r>
                               <w:t>Mobile Application Class Diagram</w:t>
                             </w:r>
+                            <w:bookmarkEnd w:id="16"/>
                           </w:p>
                         </w:txbxContent>
                       </wps:txbx>
@@ -2491,23 +3545,38 @@
                           <w:noProof/>
                         </w:rPr>
                       </w:pPr>
+                      <w:bookmarkStart w:id="17" w:name="_Toc236084474"/>
                       <w:r>
                         <w:t xml:space="preserve">Figure </w:t>
                       </w:r>
-                      <w:fldSimple w:instr=" SEQ Figure \* ARABIC ">
-                        <w:r>
-                          <w:rPr>
-                            <w:noProof/>
-                          </w:rPr>
-                          <w:t>6</w:t>
-                        </w:r>
-                      </w:fldSimple>
+                      <w:r>
+                        <w:fldChar w:fldCharType="begin"/>
+                      </w:r>
+                      <w:r>
+                        <w:instrText xml:space="preserve"> SEQ Figure \* ARABIC </w:instrText>
+                      </w:r>
+                      <w:r>
+                        <w:fldChar w:fldCharType="separate"/>
+                      </w:r>
+                      <w:r>
+                        <w:rPr>
+                          <w:noProof/>
+                        </w:rPr>
+                        <w:t>6</w:t>
+                      </w:r>
+                      <w:r>
+                        <w:rPr>
+                          <w:noProof/>
+                        </w:rPr>
+                        <w:fldChar w:fldCharType="end"/>
+                      </w:r>
                       <w:r>
                         <w:t xml:space="preserve"> - </w:t>
                       </w:r>
                       <w:r>
                         <w:t>Mobile Application Class Diagram</w:t>
                       </w:r>
+                      <w:bookmarkEnd w:id="17"/>
                     </w:p>
                   </w:txbxContent>
                 </v:textbox>
@@ -2579,110 +3648,32 @@
         </w:drawing>
       </w:r>
       <w:r>
-        <w:t xml:space="preserve">The class diagram of Mobile Application models the architecture of mobile client of the car rental system. It takes care of user authentication, local storage, device permissions, and push notifications. It describes the associations between the classes </w:t>
-      </w:r>
-      <w:proofErr w:type="spellStart"/>
-      <w:r>
-        <w:t>MobileApp</w:t>
-      </w:r>
-      <w:proofErr w:type="spellEnd"/>
-      <w:r>
-        <w:t xml:space="preserve">, </w:t>
-      </w:r>
-      <w:proofErr w:type="spellStart"/>
-      <w:r>
-        <w:t>UserSession</w:t>
-      </w:r>
-      <w:proofErr w:type="spellEnd"/>
-      <w:r>
-        <w:t xml:space="preserve">, Device, Notification, and Permission. To enable </w:t>
-      </w:r>
-      <w:proofErr w:type="gramStart"/>
-      <w:r>
-        <w:t>communication ,</w:t>
-      </w:r>
-      <w:proofErr w:type="gramEnd"/>
+        <w:t>The class diagram of Mobile Application models the architecture of mobile client of the car rental system. It takes care of user authentication, local storage, device permissions, and push notifications. It describes the associations between the classes MobileApp, UserSession, Device, Notification, and Permission. To enable communication , synchronization , and mobile - specific features , the diagram also includes external interfaces , Api</w:t>
+      </w:r>
       <w:r>
         <w:t xml:space="preserve"> </w:t>
       </w:r>
-      <w:proofErr w:type="gramStart"/>
-      <w:r>
-        <w:t>synchronization ,</w:t>
-      </w:r>
-      <w:proofErr w:type="gramEnd"/>
-      <w:r>
-        <w:t xml:space="preserve"> and mobile - specific </w:t>
-      </w:r>
-      <w:proofErr w:type="gramStart"/>
-      <w:r>
-        <w:t>features ,</w:t>
-      </w:r>
-      <w:proofErr w:type="gramEnd"/>
-      <w:r>
-        <w:t xml:space="preserve"> the diagram also includes external </w:t>
-      </w:r>
-      <w:proofErr w:type="gramStart"/>
-      <w:r>
-        <w:t>interfaces ,</w:t>
-      </w:r>
-      <w:proofErr w:type="gramEnd"/>
-      <w:r>
-        <w:t xml:space="preserve"> Api</w:t>
+      <w:r>
+        <w:t>Client , Sync</w:t>
       </w:r>
       <w:r>
         <w:t xml:space="preserve"> </w:t>
       </w:r>
-      <w:proofErr w:type="gramStart"/>
-      <w:r>
-        <w:t>Client ,</w:t>
-      </w:r>
-      <w:proofErr w:type="gramEnd"/>
-      <w:r>
-        <w:t xml:space="preserve"> Sync</w:t>
+      <w:r>
+        <w:t>Service , MapsService , Notification</w:t>
       </w:r>
       <w:r>
         <w:t xml:space="preserve"> </w:t>
       </w:r>
-      <w:proofErr w:type="gramStart"/>
-      <w:r>
-        <w:t>Service ,</w:t>
-      </w:r>
-      <w:proofErr w:type="gramEnd"/>
+      <w:r>
+        <w:t>Service , and Local</w:t>
+      </w:r>
       <w:r>
         <w:t xml:space="preserve"> </w:t>
       </w:r>
-      <w:proofErr w:type="spellStart"/>
-      <w:proofErr w:type="gramStart"/>
-      <w:r>
-        <w:t>MapsService</w:t>
-      </w:r>
-      <w:proofErr w:type="spellEnd"/>
-      <w:r>
-        <w:t xml:space="preserve"> ,</w:t>
-      </w:r>
-      <w:proofErr w:type="gramEnd"/>
-      <w:r>
-        <w:t xml:space="preserve"> Notification</w:t>
-      </w:r>
-      <w:r>
-        <w:t xml:space="preserve"> </w:t>
-      </w:r>
-      <w:proofErr w:type="gramStart"/>
-      <w:r>
-        <w:t>Service ,</w:t>
-      </w:r>
-      <w:proofErr w:type="gramEnd"/>
-      <w:r>
-        <w:t xml:space="preserve"> and Local</w:t>
-      </w:r>
-      <w:r>
-        <w:t xml:space="preserve"> </w:t>
-      </w:r>
-      <w:proofErr w:type="gramStart"/>
       <w:r>
         <w:t>Storage .</w:t>
       </w:r>
-      <w:proofErr w:type="gramEnd"/>
     </w:p>
     <w:p>
       <w:pPr>
@@ -2713,7 +3704,6 @@
           <w:bCs/>
         </w:rPr>
       </w:pPr>
-      <w:proofErr w:type="spellStart"/>
       <w:r>
         <w:rPr>
           <w:b/>
@@ -2722,7 +3712,6 @@
         <w:lastRenderedPageBreak/>
         <w:t>MobileApp</w:t>
       </w:r>
-      <w:proofErr w:type="spellEnd"/>
     </w:p>
     <w:p>
       <w:pPr>
@@ -2740,7 +3729,6 @@
           <w:bCs/>
         </w:rPr>
       </w:pPr>
-      <w:proofErr w:type="spellStart"/>
       <w:r>
         <w:rPr>
           <w:b/>
@@ -2748,7 +3736,6 @@
         </w:rPr>
         <w:t>UserSession</w:t>
       </w:r>
-      <w:proofErr w:type="spellEnd"/>
     </w:p>
     <w:p>
       <w:pPr>
@@ -2855,10 +3842,12 @@
       <w:pPr>
         <w:pStyle w:val="Heading2"/>
       </w:pPr>
+      <w:bookmarkStart w:id="18" w:name="_Toc236084455"/>
       <w:r>
         <w:lastRenderedPageBreak/>
         <w:t>Service Classes</w:t>
       </w:r>
+      <w:bookmarkEnd w:id="18"/>
     </w:p>
     <w:p>
       <w:pPr>
@@ -3229,6 +4218,7 @@
         <w:spacing w:line="278" w:lineRule="auto"/>
       </w:pPr>
     </w:p>
+    <w:bookmarkEnd w:id="0"/>
     <w:p>
       <w:pPr>
         <w:spacing w:line="278" w:lineRule="auto"/>
@@ -3237,70 +4227,13 @@
           <w:bCs/>
         </w:rPr>
       </w:pPr>
-      <w:r>
-        <w:rPr>
-          <w:b/>
-          <w:bCs/>
-        </w:rPr>
-        <w:br w:type="page"/>
-      </w:r>
-    </w:p>
-    <w:p>
-      <w:pPr>
-        <w:spacing w:line="278" w:lineRule="auto"/>
-        <w:rPr>
-          <w:b/>
-          <w:bCs/>
-        </w:rPr>
-      </w:pPr>
-      <w:r>
-        <w:rPr>
-          <w:b/>
-          <w:bCs/>
-        </w:rPr>
-        <w:lastRenderedPageBreak/>
-        <w:t>Conclusion</w:t>
-      </w:r>
-    </w:p>
-    <w:p>
-      <w:pPr>
-        <w:spacing w:line="278" w:lineRule="auto"/>
-        <w:rPr>
-          <w:rFonts w:asciiTheme="majorBidi" w:eastAsiaTheme="majorEastAsia" w:hAnsiTheme="majorBidi" w:cstheme="majorBidi"/>
-          <w:b/>
-          <w:color w:val="000000" w:themeColor="text1"/>
-          <w:sz w:val="28"/>
-          <w:szCs w:val="32"/>
-        </w:rPr>
-      </w:pPr>
-      <w:r>
-        <w:t xml:space="preserve">The Class Specification Document includes specification of the </w:t>
-      </w:r>
-      <w:proofErr w:type="spellStart"/>
-      <w:r>
-        <w:t>KriGo</w:t>
-      </w:r>
-      <w:proofErr w:type="spellEnd"/>
-      <w:r>
-        <w:t xml:space="preserve"> smart car rental platform showing classes’ attributes and operations, relations between the classes and their responsibilities. The customer and rental manager class specifies how customers can register and login to the platform, search and book rentals, manage bookings and make online payments. Rental agency class specifies how agency managers can create and manage rental agencies on the platform. Administration and financial manager class specifies how administrators can manage the platform resources and users, process users’ rental requests and refunds, perform administrative tasks like generating reports and statistics on system usage, etc. Mobile services manager class specifies functionalities related to supporting mobile applications in the platform and AI and external services manager class specifies integration with external services as well as artificial intelligence components.</w:t>
-      </w:r>
-      <w:r>
-        <w:br/>
-        <w:t>The chosen classes identify objects used in the system and model its structure using an object-oriented approach. Each class outlines its responsibilities and associations with other classes.</w:t>
-      </w:r>
-      <w:r>
-        <w:br/>
-        <w:t>The system applies object-oriented principles like abstraction, encapsulation, inheritance, and separation of concerns. The system will be scalable, easy to maintain, and enhance with the principles applied. Lastly, the system will provide AI services, connections to external APIs, and mobile services.</w:t>
-      </w:r>
-      <w:r>
-        <w:br/>
-        <w:t>The Class Diagram captures platform objects’ complete specifications at a high level. This document will help developers, stakeholders, and architects to picture the system’s design.</w:t>
-      </w:r>
-      <w:bookmarkEnd w:id="0"/>
     </w:p>
     <w:sectPr>
+      <w:headerReference w:type="default" r:id="rId14"/>
+      <w:footerReference w:type="default" r:id="rId15"/>
       <w:pgSz w:w="11906" w:h="16838" w:code="9"/>
-      <w:pgMar w:top="1411" w:right="850" w:bottom="1411" w:left="1699" w:header="720" w:footer="720" w:gutter="0"/>
+      <w:pgMar w:top="1411" w:right="850" w:bottom="1411" w:left="1699" w:header="720" w:footer="288" w:gutter="0"/>
+      <w:pgNumType w:start="1"/>
       <w:cols w:space="720"/>
       <w:docGrid w:linePitch="360"/>
     </w:sectPr>
@@ -3333,6 +4266,103 @@
 </w:endnotes>
 </file>
 
+<file path=word/footer1.xml><?xml version="1.0" encoding="utf-8"?>
+<w:ftr xmlns:wpc="http://schemas.microsoft.com/office/word/2010/wordprocessingCanvas" xmlns:cx="http://schemas.microsoft.com/office/drawing/2014/chartex" xmlns:cx1="http://schemas.microsoft.com/office/drawing/2015/9/8/chartex" xmlns:cx2="http://schemas.microsoft.com/office/drawing/2015/10/21/chartex" xmlns:cx3="http://schemas.microsoft.com/office/drawing/2016/5/9/chartex" xmlns:cx4="http://schemas.microsoft.com/office/drawing/2016/5/10/chartex" xmlns:cx5="http://schemas.microsoft.com/office/drawing/2016/5/11/chartex" xmlns:cx6="http://schemas.microsoft.com/office/drawing/2016/5/12/chartex" xmlns:cx7="http://schemas.microsoft.com/office/drawing/2016/5/13/chartex" xmlns:cx8="http://schemas.microsoft.com/office/drawing/2016/5/14/chartex" xmlns:mc="http://schemas.openxmlformats.org/markup-compatibility/2006" xmlns:aink="http://schemas.microsoft.com/office/drawing/2016/ink" xmlns:am3d="http://schemas.microsoft.com/office/drawing/2017/model3d" xmlns:o="urn:schemas-microsoft-com:office:office" xmlns:oel="http://schemas.microsoft.com/office/2019/extlst" xmlns:r="http://schemas.openxmlformats.org/officeDocument/2006/relationships" xmlns:m="http://schemas.openxmlformats.org/officeDocument/2006/math" xmlns:v="urn:schemas-microsoft-com:vml" xmlns:wp14="http://schemas.microsoft.com/office/word/2010/wordprocessingDrawing" xmlns:wp="http://schemas.openxmlformats.org/drawingml/2006/wordprocessingDrawing" xmlns:w10="urn:schemas-microsoft-com:office:word" xmlns:w="http://schemas.openxmlformats.org/wordprocessingml/2006/main" xmlns:w14="http://schemas.microsoft.com/office/word/2010/wordml" xmlns:w15="http://schemas.microsoft.com/office/word/2012/wordml" xmlns:w16cex="http://schemas.microsoft.com/office/word/2018/wordml/cex" xmlns:w16cid="http://schemas.microsoft.com/office/word/2016/wordml/cid" xmlns:w16="http://schemas.microsoft.com/office/word/2018/wordml" xmlns:w16du="http://schemas.microsoft.com/office/word/2023/wordml/word16du" xmlns:w16sdtdh="http://schemas.microsoft.com/office/word/2020/wordml/sdtdatahash" xmlns:w16sdtfl="http://schemas.microsoft.com/office/word/2024/wordml/sdtformatlock" xmlns:w16se="http://schemas.microsoft.com/office/word/2015/wordml/symex" xmlns:wpg="http://schemas.microsoft.com/office/word/2010/wordprocessingGroup" xmlns:wpi="http://schemas.microsoft.com/office/word/2010/wordprocessingInk" xmlns:wne="http://schemas.microsoft.com/office/word/2006/wordml" xmlns:wps="http://schemas.microsoft.com/office/word/2010/wordprocessingShape" mc:Ignorable="w14 w15 w16se w16cid w16 w16cex w16sdtdh w16sdtfl w16du wp14">
+  <w:sdt>
+    <w:sdtPr>
+      <w:rPr>
+        <w:sz w:val="20"/>
+        <w:szCs w:val="20"/>
+      </w:rPr>
+      <w:id w:val="812291539"/>
+      <w:docPartObj>
+        <w:docPartGallery w:val="Page Numbers (Bottom of Page)"/>
+        <w:docPartUnique/>
+      </w:docPartObj>
+    </w:sdtPr>
+    <w:sdtEndPr>
+      <w:rPr>
+        <w:color w:val="7F7F7F" w:themeColor="background1" w:themeShade="7F"/>
+        <w:spacing w:val="60"/>
+      </w:rPr>
+    </w:sdtEndPr>
+    <w:sdtContent>
+      <w:p>
+        <w:pPr>
+          <w:pStyle w:val="Footer"/>
+          <w:pBdr>
+            <w:top w:val="single" w:sz="4" w:space="1" w:color="D9D9D9" w:themeColor="background1" w:themeShade="D9"/>
+          </w:pBdr>
+          <w:jc w:val="right"/>
+          <w:rPr>
+            <w:sz w:val="20"/>
+            <w:szCs w:val="20"/>
+          </w:rPr>
+        </w:pPr>
+        <w:r>
+          <w:rPr>
+            <w:sz w:val="20"/>
+            <w:szCs w:val="20"/>
+          </w:rPr>
+          <w:fldChar w:fldCharType="begin"/>
+        </w:r>
+        <w:r>
+          <w:rPr>
+            <w:sz w:val="20"/>
+            <w:szCs w:val="20"/>
+          </w:rPr>
+          <w:instrText xml:space="preserve"> PAGE   \* MERGEFORMAT </w:instrText>
+        </w:r>
+        <w:r>
+          <w:rPr>
+            <w:sz w:val="20"/>
+            <w:szCs w:val="20"/>
+          </w:rPr>
+          <w:fldChar w:fldCharType="separate"/>
+        </w:r>
+        <w:r>
+          <w:rPr>
+            <w:noProof/>
+            <w:sz w:val="20"/>
+            <w:szCs w:val="20"/>
+          </w:rPr>
+          <w:t>2</w:t>
+        </w:r>
+        <w:r>
+          <w:rPr>
+            <w:noProof/>
+            <w:sz w:val="20"/>
+            <w:szCs w:val="20"/>
+          </w:rPr>
+          <w:fldChar w:fldCharType="end"/>
+        </w:r>
+        <w:r>
+          <w:rPr>
+            <w:sz w:val="20"/>
+            <w:szCs w:val="20"/>
+          </w:rPr>
+          <w:t xml:space="preserve"> | </w:t>
+        </w:r>
+        <w:r>
+          <w:rPr>
+            <w:color w:val="7F7F7F" w:themeColor="background1" w:themeShade="7F"/>
+            <w:spacing w:val="60"/>
+            <w:sz w:val="20"/>
+            <w:szCs w:val="20"/>
+          </w:rPr>
+          <w:t>Page</w:t>
+        </w:r>
+      </w:p>
+    </w:sdtContent>
+  </w:sdt>
+  <w:p>
+    <w:pPr>
+      <w:pStyle w:val="Footer"/>
+    </w:pPr>
+  </w:p>
+</w:ftr>
+</file>
+
 <file path=word/footnotes.xml><?xml version="1.0" encoding="utf-8"?>
 <w:footnotes xmlns:wpc="http://schemas.microsoft.com/office/word/2010/wordprocessingCanvas" xmlns:cx="http://schemas.microsoft.com/office/drawing/2014/chartex" xmlns:cx1="http://schemas.microsoft.com/office/drawing/2015/9/8/chartex" xmlns:cx2="http://schemas.microsoft.com/office/drawing/2015/10/21/chartex" xmlns:cx3="http://schemas.microsoft.com/office/drawing/2016/5/9/chartex" xmlns:cx4="http://schemas.microsoft.com/office/drawing/2016/5/10/chartex" xmlns:cx5="http://schemas.microsoft.com/office/drawing/2016/5/11/chartex" xmlns:cx6="http://schemas.microsoft.com/office/drawing/2016/5/12/chartex" xmlns:cx7="http://schemas.microsoft.com/office/drawing/2016/5/13/chartex" xmlns:cx8="http://schemas.microsoft.com/office/drawing/2016/5/14/chartex" xmlns:mc="http://schemas.openxmlformats.org/markup-compatibility/2006" xmlns:aink="http://schemas.microsoft.com/office/drawing/2016/ink" xmlns:am3d="http://schemas.microsoft.com/office/drawing/2017/model3d" xmlns:o="urn:schemas-microsoft-com:office:office" xmlns:oel="http://schemas.microsoft.com/office/2019/extlst" xmlns:r="http://schemas.openxmlformats.org/officeDocument/2006/relationships" xmlns:m="http://schemas.openxmlformats.org/officeDocument/2006/math" xmlns:v="urn:schemas-microsoft-com:vml" xmlns:wp14="http://schemas.microsoft.com/office/word/2010/wordprocessingDrawing" xmlns:wp="http://schemas.openxmlformats.org/drawingml/2006/wordprocessingDrawing" xmlns:w10="urn:schemas-microsoft-com:office:word" xmlns:w="http://schemas.openxmlformats.org/wordprocessingml/2006/main" xmlns:w14="http://schemas.microsoft.com/office/word/2010/wordml" xmlns:w15="http://schemas.microsoft.com/office/word/2012/wordml" xmlns:w16cex="http://schemas.microsoft.com/office/word/2018/wordml/cex" xmlns:w16cid="http://schemas.microsoft.com/office/word/2016/wordml/cid" xmlns:w16="http://schemas.microsoft.com/office/word/2018/wordml" xmlns:w16du="http://schemas.microsoft.com/office/word/2023/wordml/word16du" xmlns:w16sdtdh="http://schemas.microsoft.com/office/word/2020/wordml/sdtdatahash" xmlns:w16sdtfl="http://schemas.microsoft.com/office/word/2024/wordml/sdtformatlock" xmlns:w16se="http://schemas.microsoft.com/office/word/2015/wordml/symex" xmlns:wpg="http://schemas.microsoft.com/office/word/2010/wordprocessingGroup" xmlns:wpi="http://schemas.microsoft.com/office/word/2010/wordprocessingInk" xmlns:wne="http://schemas.microsoft.com/office/word/2006/wordml" xmlns:wps="http://schemas.microsoft.com/office/word/2010/wordprocessingShape" mc:Ignorable="w14 w15 w16se w16cid w16 w16cex w16sdtdh w16sdtfl w16du wp14">
   <w:footnote w:type="separator" w:id="-1">
@@ -3356,6 +4386,16 @@
     </w:p>
   </w:footnote>
 </w:footnotes>
+</file>
+
+<file path=word/header1.xml><?xml version="1.0" encoding="utf-8"?>
+<w:hdr xmlns:wpc="http://schemas.microsoft.com/office/word/2010/wordprocessingCanvas" xmlns:cx="http://schemas.microsoft.com/office/drawing/2014/chartex" xmlns:cx1="http://schemas.microsoft.com/office/drawing/2015/9/8/chartex" xmlns:cx2="http://schemas.microsoft.com/office/drawing/2015/10/21/chartex" xmlns:cx3="http://schemas.microsoft.com/office/drawing/2016/5/9/chartex" xmlns:cx4="http://schemas.microsoft.com/office/drawing/2016/5/10/chartex" xmlns:cx5="http://schemas.microsoft.com/office/drawing/2016/5/11/chartex" xmlns:cx6="http://schemas.microsoft.com/office/drawing/2016/5/12/chartex" xmlns:cx7="http://schemas.microsoft.com/office/drawing/2016/5/13/chartex" xmlns:cx8="http://schemas.microsoft.com/office/drawing/2016/5/14/chartex" xmlns:mc="http://schemas.openxmlformats.org/markup-compatibility/2006" xmlns:aink="http://schemas.microsoft.com/office/drawing/2016/ink" xmlns:am3d="http://schemas.microsoft.com/office/drawing/2017/model3d" xmlns:o="urn:schemas-microsoft-com:office:office" xmlns:oel="http://schemas.microsoft.com/office/2019/extlst" xmlns:r="http://schemas.openxmlformats.org/officeDocument/2006/relationships" xmlns:m="http://schemas.openxmlformats.org/officeDocument/2006/math" xmlns:v="urn:schemas-microsoft-com:vml" xmlns:wp14="http://schemas.microsoft.com/office/word/2010/wordprocessingDrawing" xmlns:wp="http://schemas.openxmlformats.org/drawingml/2006/wordprocessingDrawing" xmlns:w10="urn:schemas-microsoft-com:office:word" xmlns:w="http://schemas.openxmlformats.org/wordprocessingml/2006/main" xmlns:w14="http://schemas.microsoft.com/office/word/2010/wordml" xmlns:w15="http://schemas.microsoft.com/office/word/2012/wordml" xmlns:w16cex="http://schemas.microsoft.com/office/word/2018/wordml/cex" xmlns:w16cid="http://schemas.microsoft.com/office/word/2016/wordml/cid" xmlns:w16="http://schemas.microsoft.com/office/word/2018/wordml" xmlns:w16du="http://schemas.microsoft.com/office/word/2023/wordml/word16du" xmlns:w16sdtdh="http://schemas.microsoft.com/office/word/2020/wordml/sdtdatahash" xmlns:w16sdtfl="http://schemas.microsoft.com/office/word/2024/wordml/sdtformatlock" xmlns:w16se="http://schemas.microsoft.com/office/word/2015/wordml/symex" xmlns:wpg="http://schemas.microsoft.com/office/word/2010/wordprocessingGroup" xmlns:wpi="http://schemas.microsoft.com/office/word/2010/wordprocessingInk" xmlns:wne="http://schemas.microsoft.com/office/word/2006/wordml" xmlns:wps="http://schemas.microsoft.com/office/word/2010/wordprocessingShape" mc:Ignorable="w14 w15 w16se w16cid w16 w16cex w16sdtdh w16sdtfl w16du wp14">
+  <w:p>
+    <w:pPr>
+      <w:pStyle w:val="Header"/>
+    </w:pPr>
+  </w:p>
+</w:hdr>
 </file>
 
 <file path=word/numbering.xml><?xml version="1.0" encoding="utf-8"?>
@@ -12394,7 +13434,7 @@
     <w:link w:val="TitleChar"/>
     <w:uiPriority w:val="10"/>
     <w:qFormat/>
-    <w:rsid w:val="007E5E08"/>
+    <w:rsid w:val="00C420CF"/>
     <w:pPr>
       <w:spacing w:after="80" w:line="360" w:lineRule="auto"/>
       <w:contextualSpacing/>
@@ -12405,7 +13445,6 @@
       <w:color w:val="000000" w:themeColor="text1"/>
       <w:spacing w:val="-10"/>
       <w:kern w:val="28"/>
-      <w:sz w:val="28"/>
       <w:szCs w:val="56"/>
     </w:rPr>
   </w:style>
@@ -12414,14 +13453,13 @@
     <w:basedOn w:val="DefaultParagraphFont"/>
     <w:link w:val="Title"/>
     <w:uiPriority w:val="10"/>
-    <w:rsid w:val="007E5E08"/>
+    <w:rsid w:val="00C420CF"/>
     <w:rPr>
       <w:rFonts w:asciiTheme="majorBidi" w:eastAsiaTheme="majorEastAsia" w:hAnsiTheme="majorBidi" w:cstheme="majorBidi"/>
       <w:b/>
       <w:color w:val="000000" w:themeColor="text1"/>
       <w:spacing w:val="-10"/>
       <w:kern w:val="28"/>
-      <w:sz w:val="28"/>
       <w:szCs w:val="56"/>
     </w:rPr>
   </w:style>
@@ -12883,6 +13921,17 @@
       <w:szCs w:val="18"/>
     </w:rPr>
   </w:style>
+  <w:style w:type="paragraph" w:styleId="TableofFigures">
+    <w:name w:val="table of figures"/>
+    <w:basedOn w:val="Normal"/>
+    <w:next w:val="Normal"/>
+    <w:uiPriority w:val="99"/>
+    <w:unhideWhenUsed/>
+    <w:rsid w:val="00E3358F"/>
+    <w:pPr>
+      <w:spacing w:after="0"/>
+    </w:pPr>
+  </w:style>
 </w:styles>
 </file>
 
